--- a/DIseño de interfaces/Tarea 01_02.docx
+++ b/DIseño de interfaces/Tarea 01_02.docx
@@ -1,6 +1,6 @@
 
 <file path=word/document.xml><?xml version="1.0" encoding="utf-8"?>
-<w:document xmlns:ve="http://schemas.openxmlformats.org/markup-compatibility/2006" xmlns:o="urn:schemas-microsoft-com:office:office" xmlns:r="http://schemas.openxmlformats.org/officeDocument/2006/relationships" xmlns:m="http://schemas.openxmlformats.org/officeDocument/2006/math" xmlns:v="urn:schemas-microsoft-com:vml" xmlns:wp="http://schemas.openxmlformats.org/drawingml/2006/wordprocessingDrawing" xmlns:w10="urn:schemas-microsoft-com:office:word" xmlns:w="http://schemas.openxmlformats.org/wordprocessingml/2006/main" xmlns:wne="http://schemas.microsoft.com/office/word/2006/wordml">
+<w:document xmlns:wpc="http://schemas.microsoft.com/office/word/2010/wordprocessingCanvas" xmlns:cx="http://schemas.microsoft.com/office/drawing/2014/chartex" xmlns:mc="http://schemas.openxmlformats.org/markup-compatibility/2006" xmlns:o="urn:schemas-microsoft-com:office:office" xmlns:r="http://schemas.openxmlformats.org/officeDocument/2006/relationships" xmlns:m="http://schemas.openxmlformats.org/officeDocument/2006/math" xmlns:v="urn:schemas-microsoft-com:vml" xmlns:wp14="http://schemas.microsoft.com/office/word/2010/wordprocessingDrawing" xmlns:wp="http://schemas.openxmlformats.org/drawingml/2006/wordprocessingDrawing" xmlns:w10="urn:schemas-microsoft-com:office:word" xmlns:w="http://schemas.openxmlformats.org/wordprocessingml/2006/main" xmlns:w14="http://schemas.microsoft.com/office/word/2010/wordml" xmlns:w15="http://schemas.microsoft.com/office/word/2012/wordml" xmlns:w16se="http://schemas.microsoft.com/office/word/2015/wordml/symex" xmlns:wpg="http://schemas.microsoft.com/office/word/2010/wordprocessingGroup" xmlns:wpi="http://schemas.microsoft.com/office/word/2010/wordprocessingInk" xmlns:wne="http://schemas.microsoft.com/office/word/2006/wordml" xmlns:wps="http://schemas.microsoft.com/office/word/2010/wordprocessingShape" mc:Ignorable="w14 w15 w16se wp14">
   <w:body>
     <w:p>
       <w:r>
@@ -430,6 +430,102 @@
         <w:t>Merriweather</w:t>
       </w:r>
       <w:proofErr w:type="spellEnd"/>
+      <w:r>
+        <w:t>.</w:t>
+      </w:r>
+    </w:p>
+    <w:p>
+      <w:pPr>
+        <w:pStyle w:val="Prrafodelista"/>
+        <w:numPr>
+          <w:ilvl w:val="0"/>
+          <w:numId w:val="1"/>
+        </w:numPr>
+      </w:pPr>
+      <w:r>
+        <w:rPr>
+          <w:b/>
+        </w:rPr>
+        <w:t xml:space="preserve">Tamaño letra: </w:t>
+      </w:r>
+      <w:r>
+        <w:t>Para el tamaño de la letra he decidido usar 16px para el texto normal, 32px para los títulos y 14px para los textos menos relevantes para el usuario, he usado estas medidas puesto que considero que son suficientes para destacar la información que busca el usuario permitiéndole leerla sin problema alguno, pero sin ser demasiado grande para que sea fatigante para la vista</w:t>
+      </w:r>
+    </w:p>
+    <w:p>
+      <w:pPr>
+        <w:pStyle w:val="Prrafodelista"/>
+        <w:numPr>
+          <w:ilvl w:val="0"/>
+          <w:numId w:val="1"/>
+        </w:numPr>
+      </w:pPr>
+      <w:r>
+        <w:rPr>
+          <w:b/>
+        </w:rPr>
+        <w:t xml:space="preserve">Estilo genérico de elementos: </w:t>
+      </w:r>
+      <w:r>
+        <w:t>En términos gener</w:t>
+      </w:r>
+      <w:r>
+        <w:t xml:space="preserve">ales </w:t>
+      </w:r>
+      <w:r>
+        <w:t>p</w:t>
+      </w:r>
+      <w:r>
+        <w:t>a</w:t>
+      </w:r>
+      <w:r>
+        <w:t xml:space="preserve">ra algunos elementos como </w:t>
+      </w:r>
+      <w:proofErr w:type="spellStart"/>
+      <w:r>
+        <w:t>cards</w:t>
+      </w:r>
+      <w:proofErr w:type="spellEnd"/>
+      <w:r>
+        <w:t>, secciones o botones he utilizado estilos redondeados, con sombras y colores claros pero que destaquen, esto para dar sensación de tranquilidad y de un estilo pulido</w:t>
+      </w:r>
+    </w:p>
+    <w:p>
+      <w:pPr>
+        <w:pStyle w:val="Prrafodelista"/>
+        <w:numPr>
+          <w:ilvl w:val="0"/>
+          <w:numId w:val="1"/>
+        </w:numPr>
+        <w:rPr>
+          <w:b/>
+        </w:rPr>
+      </w:pPr>
+      <w:r>
+        <w:rPr>
+          <w:b/>
+        </w:rPr>
+        <w:t>Iconos:</w:t>
+      </w:r>
+      <w:r>
+        <w:rPr>
+          <w:b/>
+        </w:rPr>
+        <w:t xml:space="preserve"> </w:t>
+      </w:r>
+      <w:bookmarkStart w:id="0" w:name="_GoBack"/>
+      <w:r>
+        <w:t xml:space="preserve">He implementado iconos en las partes de la página que he considerado que podían encajar con el objetivo de simplificar la navegación del usuario, hacerla más intuitiva y menos cargada, por </w:t>
+      </w:r>
+      <w:proofErr w:type="gramStart"/>
+      <w:r>
+        <w:t>ejemplo</w:t>
+      </w:r>
+      <w:proofErr w:type="gramEnd"/>
+      <w:r>
+        <w:t xml:space="preserve"> el botón del lenguaje, en el que se muestra el idioma seleccionado mediante su bandera y no con el texto o los iconos de compra de entradas para las exposiciones o colecciones.</w:t>
+      </w:r>
+      <w:bookmarkEnd w:id="0"/>
     </w:p>
     <w:p>
       <w:pPr>
@@ -583,6 +679,7 @@
     </w:p>
     <w:p>
       <w:r>
+        <w:lastRenderedPageBreak/>
         <w:t>Paint.net: Es una aplicación gratuita, sobre la cual tengo conocimientos de uso, y además ofrece muchas posibilidades respecto a la edición de imágenes</w:t>
       </w:r>
       <w:r>
@@ -653,8 +750,8 @@
 </file>
 
 <file path=word/numbering.xml><?xml version="1.0" encoding="utf-8"?>
-<w:numbering xmlns:ve="http://schemas.openxmlformats.org/markup-compatibility/2006" xmlns:o="urn:schemas-microsoft-com:office:office" xmlns:r="http://schemas.openxmlformats.org/officeDocument/2006/relationships" xmlns:m="http://schemas.openxmlformats.org/officeDocument/2006/math" xmlns:v="urn:schemas-microsoft-com:vml" xmlns:wp="http://schemas.openxmlformats.org/drawingml/2006/wordprocessingDrawing" xmlns:w10="urn:schemas-microsoft-com:office:word" xmlns:w="http://schemas.openxmlformats.org/wordprocessingml/2006/main" xmlns:wne="http://schemas.microsoft.com/office/word/2006/wordml">
-  <w:abstractNum w:abstractNumId="0">
+<w:numbering xmlns:wpc="http://schemas.microsoft.com/office/word/2010/wordprocessingCanvas" xmlns:cx="http://schemas.microsoft.com/office/drawing/2014/chartex" xmlns:mc="http://schemas.openxmlformats.org/markup-compatibility/2006" xmlns:o="urn:schemas-microsoft-com:office:office" xmlns:r="http://schemas.openxmlformats.org/officeDocument/2006/relationships" xmlns:m="http://schemas.openxmlformats.org/officeDocument/2006/math" xmlns:v="urn:schemas-microsoft-com:vml" xmlns:wp14="http://schemas.microsoft.com/office/word/2010/wordprocessingDrawing" xmlns:wp="http://schemas.openxmlformats.org/drawingml/2006/wordprocessingDrawing" xmlns:w10="urn:schemas-microsoft-com:office:word" xmlns:w="http://schemas.openxmlformats.org/wordprocessingml/2006/main" xmlns:w14="http://schemas.microsoft.com/office/word/2010/wordml" xmlns:w15="http://schemas.microsoft.com/office/word/2012/wordml" xmlns:w16se="http://schemas.microsoft.com/office/word/2015/wordml/symex" xmlns:wpg="http://schemas.microsoft.com/office/word/2010/wordprocessingGroup" xmlns:wpi="http://schemas.microsoft.com/office/word/2010/wordprocessingInk" xmlns:wne="http://schemas.microsoft.com/office/word/2006/wordml" xmlns:wps="http://schemas.microsoft.com/office/word/2010/wordprocessingShape" mc:Ignorable="w14 w15 w16se wp14">
+  <w:abstractNum w:abstractNumId="0" w15:restartNumberingAfterBreak="0">
     <w:nsid w:val="0E213C79"/>
     <w:multiLevelType w:val="hybridMultilevel"/>
     <w:tmpl w:val="63622EC8"/>
@@ -773,7 +870,7 @@
 </file>
 
 <file path=word/styles.xml><?xml version="1.0" encoding="utf-8"?>
-<w:styles xmlns:r="http://schemas.openxmlformats.org/officeDocument/2006/relationships" xmlns:w="http://schemas.openxmlformats.org/wordprocessingml/2006/main">
+<w:styles xmlns:mc="http://schemas.openxmlformats.org/markup-compatibility/2006" xmlns:r="http://schemas.openxmlformats.org/officeDocument/2006/relationships" xmlns:w="http://schemas.openxmlformats.org/wordprocessingml/2006/main" xmlns:w14="http://schemas.microsoft.com/office/word/2010/wordml" xmlns:w15="http://schemas.microsoft.com/office/word/2012/wordml" xmlns:w16se="http://schemas.microsoft.com/office/word/2015/wordml/symex" mc:Ignorable="w14 w15 w16se">
   <w:docDefaults>
     <w:rPrDefault>
       <w:rPr>
@@ -789,144 +886,378 @@
       </w:pPr>
     </w:pPrDefault>
   </w:docDefaults>
-  <w:latentStyles w:defLockedState="0" w:defUIPriority="99" w:defSemiHidden="1" w:defUnhideWhenUsed="1" w:defQFormat="0" w:count="267">
-    <w:lsdException w:name="Normal" w:semiHidden="0" w:uiPriority="0" w:unhideWhenUsed="0" w:qFormat="1"/>
-    <w:lsdException w:name="heading 1" w:semiHidden="0" w:uiPriority="9" w:unhideWhenUsed="0" w:qFormat="1"/>
-    <w:lsdException w:name="heading 2" w:uiPriority="9" w:qFormat="1"/>
-    <w:lsdException w:name="heading 3" w:uiPriority="9" w:qFormat="1"/>
-    <w:lsdException w:name="heading 4" w:uiPriority="9" w:qFormat="1"/>
-    <w:lsdException w:name="heading 5" w:uiPriority="9" w:qFormat="1"/>
-    <w:lsdException w:name="heading 6" w:uiPriority="9" w:qFormat="1"/>
-    <w:lsdException w:name="heading 7" w:uiPriority="9" w:qFormat="1"/>
-    <w:lsdException w:name="heading 8" w:uiPriority="9" w:qFormat="1"/>
-    <w:lsdException w:name="heading 9" w:uiPriority="9" w:qFormat="1"/>
-    <w:lsdException w:name="toc 1" w:uiPriority="39"/>
-    <w:lsdException w:name="toc 2" w:uiPriority="39"/>
-    <w:lsdException w:name="toc 3" w:uiPriority="39"/>
-    <w:lsdException w:name="toc 4" w:uiPriority="39"/>
-    <w:lsdException w:name="toc 5" w:uiPriority="39"/>
-    <w:lsdException w:name="toc 6" w:uiPriority="39"/>
-    <w:lsdException w:name="toc 7" w:uiPriority="39"/>
-    <w:lsdException w:name="toc 8" w:uiPriority="39"/>
-    <w:lsdException w:name="toc 9" w:uiPriority="39"/>
-    <w:lsdException w:name="caption" w:uiPriority="35" w:qFormat="1"/>
-    <w:lsdException w:name="Title" w:semiHidden="0" w:uiPriority="10" w:unhideWhenUsed="0" w:qFormat="1"/>
-    <w:lsdException w:name="Default Paragraph Font" w:uiPriority="1"/>
-    <w:lsdException w:name="Subtitle" w:semiHidden="0" w:uiPriority="11" w:unhideWhenUsed="0" w:qFormat="1"/>
-    <w:lsdException w:name="Strong" w:semiHidden="0" w:uiPriority="22" w:unhideWhenUsed="0" w:qFormat="1"/>
-    <w:lsdException w:name="Emphasis" w:semiHidden="0" w:uiPriority="20" w:unhideWhenUsed="0" w:qFormat="1"/>
-    <w:lsdException w:name="Table Grid" w:semiHidden="0" w:uiPriority="59" w:unhideWhenUsed="0"/>
-    <w:lsdException w:name="Placeholder Text" w:unhideWhenUsed="0"/>
-    <w:lsdException w:name="No Spacing" w:semiHidden="0" w:uiPriority="1" w:unhideWhenUsed="0" w:qFormat="1"/>
-    <w:lsdException w:name="Light Shading" w:semiHidden="0" w:uiPriority="60" w:unhideWhenUsed="0"/>
-    <w:lsdException w:name="Light List" w:semiHidden="0" w:uiPriority="61" w:unhideWhenUsed="0"/>
-    <w:lsdException w:name="Light Grid" w:semiHidden="0" w:uiPriority="62" w:unhideWhenUsed="0"/>
-    <w:lsdException w:name="Medium Shading 1" w:semiHidden="0" w:uiPriority="63" w:unhideWhenUsed="0"/>
-    <w:lsdException w:name="Medium Shading 2" w:semiHidden="0" w:uiPriority="64" w:unhideWhenUsed="0"/>
-    <w:lsdException w:name="Medium List 1" w:semiHidden="0" w:uiPriority="65" w:unhideWhenUsed="0"/>
-    <w:lsdException w:name="Medium List 2" w:semiHidden="0" w:uiPriority="66" w:unhideWhenUsed="0"/>
-    <w:lsdException w:name="Medium Grid 1" w:semiHidden="0" w:uiPriority="67" w:unhideWhenUsed="0"/>
-    <w:lsdException w:name="Medium Grid 2" w:semiHidden="0" w:uiPriority="68" w:unhideWhenUsed="0"/>
-    <w:lsdException w:name="Medium Grid 3" w:semiHidden="0" w:uiPriority="69" w:unhideWhenUsed="0"/>
-    <w:lsdException w:name="Dark List" w:semiHidden="0" w:uiPriority="70" w:unhideWhenUsed="0"/>
-    <w:lsdException w:name="Colorful Shading" w:semiHidden="0" w:uiPriority="71" w:unhideWhenUsed="0"/>
-    <w:lsdException w:name="Colorful List" w:semiHidden="0" w:uiPriority="72" w:unhideWhenUsed="0"/>
-    <w:lsdException w:name="Colorful Grid" w:semiHidden="0" w:uiPriority="73" w:unhideWhenUsed="0"/>
-    <w:lsdException w:name="Light Shading Accent 1" w:semiHidden="0" w:uiPriority="60" w:unhideWhenUsed="0"/>
-    <w:lsdException w:name="Light List Accent 1" w:semiHidden="0" w:uiPriority="61" w:unhideWhenUsed="0"/>
-    <w:lsdException w:name="Light Grid Accent 1" w:semiHidden="0" w:uiPriority="62" w:unhideWhenUsed="0"/>
-    <w:lsdException w:name="Medium Shading 1 Accent 1" w:semiHidden="0" w:uiPriority="63" w:unhideWhenUsed="0"/>
-    <w:lsdException w:name="Medium Shading 2 Accent 1" w:semiHidden="0" w:uiPriority="64" w:unhideWhenUsed="0"/>
-    <w:lsdException w:name="Medium List 1 Accent 1" w:semiHidden="0" w:uiPriority="65" w:unhideWhenUsed="0"/>
-    <w:lsdException w:name="Revision" w:unhideWhenUsed="0"/>
-    <w:lsdException w:name="List Paragraph" w:semiHidden="0" w:uiPriority="34" w:unhideWhenUsed="0" w:qFormat="1"/>
-    <w:lsdException w:name="Quote" w:semiHidden="0" w:uiPriority="29" w:unhideWhenUsed="0" w:qFormat="1"/>
-    <w:lsdException w:name="Intense Quote" w:semiHidden="0" w:uiPriority="30" w:unhideWhenUsed="0" w:qFormat="1"/>
-    <w:lsdException w:name="Medium List 2 Accent 1" w:semiHidden="0" w:uiPriority="66" w:unhideWhenUsed="0"/>
-    <w:lsdException w:name="Medium Grid 1 Accent 1" w:semiHidden="0" w:uiPriority="67" w:unhideWhenUsed="0"/>
-    <w:lsdException w:name="Medium Grid 2 Accent 1" w:semiHidden="0" w:uiPriority="68" w:unhideWhenUsed="0"/>
-    <w:lsdException w:name="Medium Grid 3 Accent 1" w:semiHidden="0" w:uiPriority="69" w:unhideWhenUsed="0"/>
-    <w:lsdException w:name="Dark List Accent 1" w:semiHidden="0" w:uiPriority="70" w:unhideWhenUsed="0"/>
-    <w:lsdException w:name="Colorful Shading Accent 1" w:semiHidden="0" w:uiPriority="71" w:unhideWhenUsed="0"/>
-    <w:lsdException w:name="Colorful List Accent 1" w:semiHidden="0" w:uiPriority="72" w:unhideWhenUsed="0"/>
-    <w:lsdException w:name="Colorful Grid Accent 1" w:semiHidden="0" w:uiPriority="73" w:unhideWhenUsed="0"/>
-    <w:lsdException w:name="Light Shading Accent 2" w:semiHidden="0" w:uiPriority="60" w:unhideWhenUsed="0"/>
-    <w:lsdException w:name="Light List Accent 2" w:semiHidden="0" w:uiPriority="61" w:unhideWhenUsed="0"/>
-    <w:lsdException w:name="Light Grid Accent 2" w:semiHidden="0" w:uiPriority="62" w:unhideWhenUsed="0"/>
-    <w:lsdException w:name="Medium Shading 1 Accent 2" w:semiHidden="0" w:uiPriority="63" w:unhideWhenUsed="0"/>
-    <w:lsdException w:name="Medium Shading 2 Accent 2" w:semiHidden="0" w:uiPriority="64" w:unhideWhenUsed="0"/>
-    <w:lsdException w:name="Medium List 1 Accent 2" w:semiHidden="0" w:uiPriority="65" w:unhideWhenUsed="0"/>
-    <w:lsdException w:name="Medium List 2 Accent 2" w:semiHidden="0" w:uiPriority="66" w:unhideWhenUsed="0"/>
-    <w:lsdException w:name="Medium Grid 1 Accent 2" w:semiHidden="0" w:uiPriority="67" w:unhideWhenUsed="0"/>
-    <w:lsdException w:name="Medium Grid 2 Accent 2" w:semiHidden="0" w:uiPriority="68" w:unhideWhenUsed="0"/>
-    <w:lsdException w:name="Medium Grid 3 Accent 2" w:semiHidden="0" w:uiPriority="69" w:unhideWhenUsed="0"/>
-    <w:lsdException w:name="Dark List Accent 2" w:semiHidden="0" w:uiPriority="70" w:unhideWhenUsed="0"/>
-    <w:lsdException w:name="Colorful Shading Accent 2" w:semiHidden="0" w:uiPriority="71" w:unhideWhenUsed="0"/>
-    <w:lsdException w:name="Colorful List Accent 2" w:semiHidden="0" w:uiPriority="72" w:unhideWhenUsed="0"/>
-    <w:lsdException w:name="Colorful Grid Accent 2" w:semiHidden="0" w:uiPriority="73" w:unhideWhenUsed="0"/>
-    <w:lsdException w:name="Light Shading Accent 3" w:semiHidden="0" w:uiPriority="60" w:unhideWhenUsed="0"/>
-    <w:lsdException w:name="Light List Accent 3" w:semiHidden="0" w:uiPriority="61" w:unhideWhenUsed="0"/>
-    <w:lsdException w:name="Light Grid Accent 3" w:semiHidden="0" w:uiPriority="62" w:unhideWhenUsed="0"/>
-    <w:lsdException w:name="Medium Shading 1 Accent 3" w:semiHidden="0" w:uiPriority="63" w:unhideWhenUsed="0"/>
-    <w:lsdException w:name="Medium Shading 2 Accent 3" w:semiHidden="0" w:uiPriority="64" w:unhideWhenUsed="0"/>
-    <w:lsdException w:name="Medium List 1 Accent 3" w:semiHidden="0" w:uiPriority="65" w:unhideWhenUsed="0"/>
-    <w:lsdException w:name="Medium List 2 Accent 3" w:semiHidden="0" w:uiPriority="66" w:unhideWhenUsed="0"/>
-    <w:lsdException w:name="Medium Grid 1 Accent 3" w:semiHidden="0" w:uiPriority="67" w:unhideWhenUsed="0"/>
-    <w:lsdException w:name="Medium Grid 2 Accent 3" w:semiHidden="0" w:uiPriority="68" w:unhideWhenUsed="0"/>
-    <w:lsdException w:name="Medium Grid 3 Accent 3" w:semiHidden="0" w:uiPriority="69" w:unhideWhenUsed="0"/>
-    <w:lsdException w:name="Dark List Accent 3" w:semiHidden="0" w:uiPriority="70" w:unhideWhenUsed="0"/>
-    <w:lsdException w:name="Colorful Shading Accent 3" w:semiHidden="0" w:uiPriority="71" w:unhideWhenUsed="0"/>
-    <w:lsdException w:name="Colorful List Accent 3" w:semiHidden="0" w:uiPriority="72" w:unhideWhenUsed="0"/>
-    <w:lsdException w:name="Colorful Grid Accent 3" w:semiHidden="0" w:uiPriority="73" w:unhideWhenUsed="0"/>
-    <w:lsdException w:name="Light Shading Accent 4" w:semiHidden="0" w:uiPriority="60" w:unhideWhenUsed="0"/>
-    <w:lsdException w:name="Light List Accent 4" w:semiHidden="0" w:uiPriority="61" w:unhideWhenUsed="0"/>
-    <w:lsdException w:name="Light Grid Accent 4" w:semiHidden="0" w:uiPriority="62" w:unhideWhenUsed="0"/>
-    <w:lsdException w:name="Medium Shading 1 Accent 4" w:semiHidden="0" w:uiPriority="63" w:unhideWhenUsed="0"/>
-    <w:lsdException w:name="Medium Shading 2 Accent 4" w:semiHidden="0" w:uiPriority="64" w:unhideWhenUsed="0"/>
-    <w:lsdException w:name="Medium List 1 Accent 4" w:semiHidden="0" w:uiPriority="65" w:unhideWhenUsed="0"/>
-    <w:lsdException w:name="Medium List 2 Accent 4" w:semiHidden="0" w:uiPriority="66" w:unhideWhenUsed="0"/>
-    <w:lsdException w:name="Medium Grid 1 Accent 4" w:semiHidden="0" w:uiPriority="67" w:unhideWhenUsed="0"/>
-    <w:lsdException w:name="Medium Grid 2 Accent 4" w:semiHidden="0" w:uiPriority="68" w:unhideWhenUsed="0"/>
-    <w:lsdException w:name="Medium Grid 3 Accent 4" w:semiHidden="0" w:uiPriority="69" w:unhideWhenUsed="0"/>
-    <w:lsdException w:name="Dark List Accent 4" w:semiHidden="0" w:uiPriority="70" w:unhideWhenUsed="0"/>
-    <w:lsdException w:name="Colorful Shading Accent 4" w:semiHidden="0" w:uiPriority="71" w:unhideWhenUsed="0"/>
-    <w:lsdException w:name="Colorful List Accent 4" w:semiHidden="0" w:uiPriority="72" w:unhideWhenUsed="0"/>
-    <w:lsdException w:name="Colorful Grid Accent 4" w:semiHidden="0" w:uiPriority="73" w:unhideWhenUsed="0"/>
-    <w:lsdException w:name="Light Shading Accent 5" w:semiHidden="0" w:uiPriority="60" w:unhideWhenUsed="0"/>
-    <w:lsdException w:name="Light List Accent 5" w:semiHidden="0" w:uiPriority="61" w:unhideWhenUsed="0"/>
-    <w:lsdException w:name="Light Grid Accent 5" w:semiHidden="0" w:uiPriority="62" w:unhideWhenUsed="0"/>
-    <w:lsdException w:name="Medium Shading 1 Accent 5" w:semiHidden="0" w:uiPriority="63" w:unhideWhenUsed="0"/>
-    <w:lsdException w:name="Medium Shading 2 Accent 5" w:semiHidden="0" w:uiPriority="64" w:unhideWhenUsed="0"/>
-    <w:lsdException w:name="Medium List 1 Accent 5" w:semiHidden="0" w:uiPriority="65" w:unhideWhenUsed="0"/>
-    <w:lsdException w:name="Medium List 2 Accent 5" w:semiHidden="0" w:uiPriority="66" w:unhideWhenUsed="0"/>
-    <w:lsdException w:name="Medium Grid 1 Accent 5" w:semiHidden="0" w:uiPriority="67" w:unhideWhenUsed="0"/>
-    <w:lsdException w:name="Medium Grid 2 Accent 5" w:semiHidden="0" w:uiPriority="68" w:unhideWhenUsed="0"/>
-    <w:lsdException w:name="Medium Grid 3 Accent 5" w:semiHidden="0" w:uiPriority="69" w:unhideWhenUsed="0"/>
-    <w:lsdException w:name="Dark List Accent 5" w:semiHidden="0" w:uiPriority="70" w:unhideWhenUsed="0"/>
-    <w:lsdException w:name="Colorful Shading Accent 5" w:semiHidden="0" w:uiPriority="71" w:unhideWhenUsed="0"/>
-    <w:lsdException w:name="Colorful List Accent 5" w:semiHidden="0" w:uiPriority="72" w:unhideWhenUsed="0"/>
-    <w:lsdException w:name="Colorful Grid Accent 5" w:semiHidden="0" w:uiPriority="73" w:unhideWhenUsed="0"/>
-    <w:lsdException w:name="Light Shading Accent 6" w:semiHidden="0" w:uiPriority="60" w:unhideWhenUsed="0"/>
-    <w:lsdException w:name="Light List Accent 6" w:semiHidden="0" w:uiPriority="61" w:unhideWhenUsed="0"/>
-    <w:lsdException w:name="Light Grid Accent 6" w:semiHidden="0" w:uiPriority="62" w:unhideWhenUsed="0"/>
-    <w:lsdException w:name="Medium Shading 1 Accent 6" w:semiHidden="0" w:uiPriority="63" w:unhideWhenUsed="0"/>
-    <w:lsdException w:name="Medium Shading 2 Accent 6" w:semiHidden="0" w:uiPriority="64" w:unhideWhenUsed="0"/>
-    <w:lsdException w:name="Medium List 1 Accent 6" w:semiHidden="0" w:uiPriority="65" w:unhideWhenUsed="0"/>
-    <w:lsdException w:name="Medium List 2 Accent 6" w:semiHidden="0" w:uiPriority="66" w:unhideWhenUsed="0"/>
-    <w:lsdException w:name="Medium Grid 1 Accent 6" w:semiHidden="0" w:uiPriority="67" w:unhideWhenUsed="0"/>
-    <w:lsdException w:name="Medium Grid 2 Accent 6" w:semiHidden="0" w:uiPriority="68" w:unhideWhenUsed="0"/>
-    <w:lsdException w:name="Medium Grid 3 Accent 6" w:semiHidden="0" w:uiPriority="69" w:unhideWhenUsed="0"/>
-    <w:lsdException w:name="Dark List Accent 6" w:semiHidden="0" w:uiPriority="70" w:unhideWhenUsed="0"/>
-    <w:lsdException w:name="Colorful Shading Accent 6" w:semiHidden="0" w:uiPriority="71" w:unhideWhenUsed="0"/>
-    <w:lsdException w:name="Colorful List Accent 6" w:semiHidden="0" w:uiPriority="72" w:unhideWhenUsed="0"/>
-    <w:lsdException w:name="Colorful Grid Accent 6" w:semiHidden="0" w:uiPriority="73" w:unhideWhenUsed="0"/>
-    <w:lsdException w:name="Subtle Emphasis" w:semiHidden="0" w:uiPriority="19" w:unhideWhenUsed="0" w:qFormat="1"/>
-    <w:lsdException w:name="Intense Emphasis" w:semiHidden="0" w:uiPriority="21" w:unhideWhenUsed="0" w:qFormat="1"/>
-    <w:lsdException w:name="Subtle Reference" w:semiHidden="0" w:uiPriority="31" w:unhideWhenUsed="0" w:qFormat="1"/>
-    <w:lsdException w:name="Intense Reference" w:semiHidden="0" w:uiPriority="32" w:unhideWhenUsed="0" w:qFormat="1"/>
-    <w:lsdException w:name="Book Title" w:semiHidden="0" w:uiPriority="33" w:unhideWhenUsed="0" w:qFormat="1"/>
-    <w:lsdException w:name="Bibliography" w:uiPriority="37"/>
-    <w:lsdException w:name="TOC Heading" w:uiPriority="39" w:qFormat="1"/>
+  <w:latentStyles w:defLockedState="0" w:defUIPriority="99" w:defSemiHidden="0" w:defUnhideWhenUsed="0" w:defQFormat="0" w:count="371">
+    <w:lsdException w:name="Normal" w:uiPriority="0" w:qFormat="1"/>
+    <w:lsdException w:name="heading 1" w:uiPriority="9" w:qFormat="1"/>
+    <w:lsdException w:name="heading 2" w:semiHidden="1" w:uiPriority="9" w:unhideWhenUsed="1" w:qFormat="1"/>
+    <w:lsdException w:name="heading 3" w:semiHidden="1" w:uiPriority="9" w:unhideWhenUsed="1" w:qFormat="1"/>
+    <w:lsdException w:name="heading 4" w:semiHidden="1" w:uiPriority="9" w:unhideWhenUsed="1" w:qFormat="1"/>
+    <w:lsdException w:name="heading 5" w:semiHidden="1" w:uiPriority="9" w:unhideWhenUsed="1" w:qFormat="1"/>
+    <w:lsdException w:name="heading 6" w:semiHidden="1" w:uiPriority="9" w:unhideWhenUsed="1" w:qFormat="1"/>
+    <w:lsdException w:name="heading 7" w:semiHidden="1" w:uiPriority="9" w:unhideWhenUsed="1" w:qFormat="1"/>
+    <w:lsdException w:name="heading 8" w:semiHidden="1" w:uiPriority="9" w:unhideWhenUsed="1" w:qFormat="1"/>
+    <w:lsdException w:name="heading 9" w:semiHidden="1" w:uiPriority="9" w:unhideWhenUsed="1" w:qFormat="1"/>
+    <w:lsdException w:name="index 1" w:semiHidden="1" w:unhideWhenUsed="1"/>
+    <w:lsdException w:name="index 2" w:semiHidden="1" w:unhideWhenUsed="1"/>
+    <w:lsdException w:name="index 3" w:semiHidden="1" w:unhideWhenUsed="1"/>
+    <w:lsdException w:name="index 4" w:semiHidden="1" w:unhideWhenUsed="1"/>
+    <w:lsdException w:name="index 5" w:semiHidden="1" w:unhideWhenUsed="1"/>
+    <w:lsdException w:name="index 6" w:semiHidden="1" w:unhideWhenUsed="1"/>
+    <w:lsdException w:name="index 7" w:semiHidden="1" w:unhideWhenUsed="1"/>
+    <w:lsdException w:name="index 8" w:semiHidden="1" w:unhideWhenUsed="1"/>
+    <w:lsdException w:name="index 9" w:semiHidden="1" w:unhideWhenUsed="1"/>
+    <w:lsdException w:name="toc 1" w:semiHidden="1" w:uiPriority="39" w:unhideWhenUsed="1"/>
+    <w:lsdException w:name="toc 2" w:semiHidden="1" w:uiPriority="39" w:unhideWhenUsed="1"/>
+    <w:lsdException w:name="toc 3" w:semiHidden="1" w:uiPriority="39" w:unhideWhenUsed="1"/>
+    <w:lsdException w:name="toc 4" w:semiHidden="1" w:uiPriority="39" w:unhideWhenUsed="1"/>
+    <w:lsdException w:name="toc 5" w:semiHidden="1" w:uiPriority="39" w:unhideWhenUsed="1"/>
+    <w:lsdException w:name="toc 6" w:semiHidden="1" w:uiPriority="39" w:unhideWhenUsed="1"/>
+    <w:lsdException w:name="toc 7" w:semiHidden="1" w:uiPriority="39" w:unhideWhenUsed="1"/>
+    <w:lsdException w:name="toc 8" w:semiHidden="1" w:uiPriority="39" w:unhideWhenUsed="1"/>
+    <w:lsdException w:name="toc 9" w:semiHidden="1" w:uiPriority="39" w:unhideWhenUsed="1"/>
+    <w:lsdException w:name="Normal Indent" w:semiHidden="1" w:unhideWhenUsed="1"/>
+    <w:lsdException w:name="footnote text" w:semiHidden="1" w:unhideWhenUsed="1"/>
+    <w:lsdException w:name="annotation text" w:semiHidden="1" w:unhideWhenUsed="1"/>
+    <w:lsdException w:name="header" w:semiHidden="1" w:unhideWhenUsed="1"/>
+    <w:lsdException w:name="footer" w:semiHidden="1" w:unhideWhenUsed="1"/>
+    <w:lsdException w:name="index heading" w:semiHidden="1" w:unhideWhenUsed="1"/>
+    <w:lsdException w:name="caption" w:semiHidden="1" w:uiPriority="35" w:unhideWhenUsed="1" w:qFormat="1"/>
+    <w:lsdException w:name="table of figures" w:semiHidden="1" w:unhideWhenUsed="1"/>
+    <w:lsdException w:name="envelope address" w:semiHidden="1" w:unhideWhenUsed="1"/>
+    <w:lsdException w:name="envelope return" w:semiHidden="1" w:unhideWhenUsed="1"/>
+    <w:lsdException w:name="footnote reference" w:semiHidden="1" w:unhideWhenUsed="1"/>
+    <w:lsdException w:name="annotation reference" w:semiHidden="1" w:unhideWhenUsed="1"/>
+    <w:lsdException w:name="line number" w:semiHidden="1" w:unhideWhenUsed="1"/>
+    <w:lsdException w:name="page number" w:semiHidden="1" w:unhideWhenUsed="1"/>
+    <w:lsdException w:name="endnote reference" w:semiHidden="1" w:unhideWhenUsed="1"/>
+    <w:lsdException w:name="endnote text" w:semiHidden="1" w:unhideWhenUsed="1"/>
+    <w:lsdException w:name="table of authorities" w:semiHidden="1" w:unhideWhenUsed="1"/>
+    <w:lsdException w:name="macro" w:semiHidden="1" w:unhideWhenUsed="1"/>
+    <w:lsdException w:name="toa heading" w:semiHidden="1" w:unhideWhenUsed="1"/>
+    <w:lsdException w:name="List" w:semiHidden="1" w:unhideWhenUsed="1"/>
+    <w:lsdException w:name="List Bullet" w:semiHidden="1" w:unhideWhenUsed="1"/>
+    <w:lsdException w:name="List Number" w:semiHidden="1" w:unhideWhenUsed="1"/>
+    <w:lsdException w:name="List 2" w:semiHidden="1" w:unhideWhenUsed="1"/>
+    <w:lsdException w:name="List 3" w:semiHidden="1" w:unhideWhenUsed="1"/>
+    <w:lsdException w:name="List 4" w:semiHidden="1" w:unhideWhenUsed="1"/>
+    <w:lsdException w:name="List 5" w:semiHidden="1" w:unhideWhenUsed="1"/>
+    <w:lsdException w:name="List Bullet 2" w:semiHidden="1" w:unhideWhenUsed="1"/>
+    <w:lsdException w:name="List Bullet 3" w:semiHidden="1" w:unhideWhenUsed="1"/>
+    <w:lsdException w:name="List Bullet 4" w:semiHidden="1" w:unhideWhenUsed="1"/>
+    <w:lsdException w:name="List Bullet 5" w:semiHidden="1" w:unhideWhenUsed="1"/>
+    <w:lsdException w:name="List Number 2" w:semiHidden="1" w:unhideWhenUsed="1"/>
+    <w:lsdException w:name="List Number 3" w:semiHidden="1" w:unhideWhenUsed="1"/>
+    <w:lsdException w:name="List Number 4" w:semiHidden="1" w:unhideWhenUsed="1"/>
+    <w:lsdException w:name="List Number 5" w:semiHidden="1" w:unhideWhenUsed="1"/>
+    <w:lsdException w:name="Title" w:uiPriority="10" w:qFormat="1"/>
+    <w:lsdException w:name="Closing" w:semiHidden="1" w:unhideWhenUsed="1"/>
+    <w:lsdException w:name="Signature" w:semiHidden="1" w:unhideWhenUsed="1"/>
+    <w:lsdException w:name="Default Paragraph Font" w:semiHidden="1" w:uiPriority="1" w:unhideWhenUsed="1"/>
+    <w:lsdException w:name="Body Text" w:semiHidden="1" w:unhideWhenUsed="1"/>
+    <w:lsdException w:name="Body Text Indent" w:semiHidden="1" w:unhideWhenUsed="1"/>
+    <w:lsdException w:name="List Continue" w:semiHidden="1" w:unhideWhenUsed="1"/>
+    <w:lsdException w:name="List Continue 2" w:semiHidden="1" w:unhideWhenUsed="1"/>
+    <w:lsdException w:name="List Continue 3" w:semiHidden="1" w:unhideWhenUsed="1"/>
+    <w:lsdException w:name="List Continue 4" w:semiHidden="1" w:unhideWhenUsed="1"/>
+    <w:lsdException w:name="List Continue 5" w:semiHidden="1" w:unhideWhenUsed="1"/>
+    <w:lsdException w:name="Message Header" w:semiHidden="1" w:unhideWhenUsed="1"/>
+    <w:lsdException w:name="Subtitle" w:uiPriority="11" w:qFormat="1"/>
+    <w:lsdException w:name="Salutation" w:semiHidden="1" w:unhideWhenUsed="1"/>
+    <w:lsdException w:name="Date" w:semiHidden="1" w:unhideWhenUsed="1"/>
+    <w:lsdException w:name="Body Text First Indent" w:semiHidden="1" w:unhideWhenUsed="1"/>
+    <w:lsdException w:name="Body Text First Indent 2" w:semiHidden="1" w:unhideWhenUsed="1"/>
+    <w:lsdException w:name="Note Heading" w:semiHidden="1" w:unhideWhenUsed="1"/>
+    <w:lsdException w:name="Body Text 2" w:semiHidden="1" w:unhideWhenUsed="1"/>
+    <w:lsdException w:name="Body Text 3" w:semiHidden="1" w:unhideWhenUsed="1"/>
+    <w:lsdException w:name="Body Text Indent 2" w:semiHidden="1" w:unhideWhenUsed="1"/>
+    <w:lsdException w:name="Body Text Indent 3" w:semiHidden="1" w:unhideWhenUsed="1"/>
+    <w:lsdException w:name="Block Text" w:semiHidden="1" w:unhideWhenUsed="1"/>
+    <w:lsdException w:name="Hyperlink" w:semiHidden="1" w:unhideWhenUsed="1"/>
+    <w:lsdException w:name="FollowedHyperlink" w:semiHidden="1" w:unhideWhenUsed="1"/>
+    <w:lsdException w:name="Strong" w:uiPriority="22" w:qFormat="1"/>
+    <w:lsdException w:name="Emphasis" w:uiPriority="20" w:qFormat="1"/>
+    <w:lsdException w:name="Document Map" w:semiHidden="1" w:unhideWhenUsed="1"/>
+    <w:lsdException w:name="Plain Text" w:semiHidden="1" w:unhideWhenUsed="1"/>
+    <w:lsdException w:name="E-mail Signature" w:semiHidden="1" w:unhideWhenUsed="1"/>
+    <w:lsdException w:name="HTML Top of Form" w:semiHidden="1" w:unhideWhenUsed="1"/>
+    <w:lsdException w:name="HTML Bottom of Form" w:semiHidden="1" w:unhideWhenUsed="1"/>
+    <w:lsdException w:name="Normal (Web)" w:semiHidden="1" w:unhideWhenUsed="1"/>
+    <w:lsdException w:name="HTML Acronym" w:semiHidden="1" w:unhideWhenUsed="1"/>
+    <w:lsdException w:name="HTML Address" w:semiHidden="1" w:unhideWhenUsed="1"/>
+    <w:lsdException w:name="HTML Cite" w:semiHidden="1" w:unhideWhenUsed="1"/>
+    <w:lsdException w:name="HTML Code" w:semiHidden="1" w:unhideWhenUsed="1"/>
+    <w:lsdException w:name="HTML Definition" w:semiHidden="1" w:unhideWhenUsed="1"/>
+    <w:lsdException w:name="HTML Keyboard" w:semiHidden="1" w:unhideWhenUsed="1"/>
+    <w:lsdException w:name="HTML Preformatted" w:semiHidden="1" w:unhideWhenUsed="1"/>
+    <w:lsdException w:name="HTML Sample" w:semiHidden="1" w:unhideWhenUsed="1"/>
+    <w:lsdException w:name="HTML Typewriter" w:semiHidden="1" w:unhideWhenUsed="1"/>
+    <w:lsdException w:name="HTML Variable" w:semiHidden="1" w:unhideWhenUsed="1"/>
+    <w:lsdException w:name="Normal Table" w:semiHidden="1" w:unhideWhenUsed="1"/>
+    <w:lsdException w:name="annotation subject" w:semiHidden="1" w:unhideWhenUsed="1"/>
+    <w:lsdException w:name="No List" w:semiHidden="1" w:unhideWhenUsed="1"/>
+    <w:lsdException w:name="Outline List 1" w:semiHidden="1" w:unhideWhenUsed="1"/>
+    <w:lsdException w:name="Outline List 2" w:semiHidden="1" w:unhideWhenUsed="1"/>
+    <w:lsdException w:name="Outline List 3" w:semiHidden="1" w:unhideWhenUsed="1"/>
+    <w:lsdException w:name="Table Simple 1" w:semiHidden="1" w:unhideWhenUsed="1"/>
+    <w:lsdException w:name="Table Simple 2" w:semiHidden="1" w:unhideWhenUsed="1"/>
+    <w:lsdException w:name="Table Simple 3" w:semiHidden="1" w:unhideWhenUsed="1"/>
+    <w:lsdException w:name="Table Classic 1" w:semiHidden="1" w:unhideWhenUsed="1"/>
+    <w:lsdException w:name="Table Classic 2" w:semiHidden="1" w:unhideWhenUsed="1"/>
+    <w:lsdException w:name="Table Classic 3" w:semiHidden="1" w:unhideWhenUsed="1"/>
+    <w:lsdException w:name="Table Classic 4" w:semiHidden="1" w:unhideWhenUsed="1"/>
+    <w:lsdException w:name="Table Colorful 1" w:semiHidden="1" w:unhideWhenUsed="1"/>
+    <w:lsdException w:name="Table Colorful 2" w:semiHidden="1" w:unhideWhenUsed="1"/>
+    <w:lsdException w:name="Table Colorful 3" w:semiHidden="1" w:unhideWhenUsed="1"/>
+    <w:lsdException w:name="Table Columns 1" w:semiHidden="1" w:unhideWhenUsed="1"/>
+    <w:lsdException w:name="Table Columns 2" w:semiHidden="1" w:unhideWhenUsed="1"/>
+    <w:lsdException w:name="Table Columns 3" w:semiHidden="1" w:unhideWhenUsed="1"/>
+    <w:lsdException w:name="Table Columns 4" w:semiHidden="1" w:unhideWhenUsed="1"/>
+    <w:lsdException w:name="Table Columns 5" w:semiHidden="1" w:unhideWhenUsed="1"/>
+    <w:lsdException w:name="Table Grid 1" w:semiHidden="1" w:unhideWhenUsed="1"/>
+    <w:lsdException w:name="Table Grid 2" w:semiHidden="1" w:unhideWhenUsed="1"/>
+    <w:lsdException w:name="Table Grid 3" w:semiHidden="1" w:unhideWhenUsed="1"/>
+    <w:lsdException w:name="Table Grid 4" w:semiHidden="1" w:unhideWhenUsed="1"/>
+    <w:lsdException w:name="Table Grid 5" w:semiHidden="1" w:unhideWhenUsed="1"/>
+    <w:lsdException w:name="Table Grid 6" w:semiHidden="1" w:unhideWhenUsed="1"/>
+    <w:lsdException w:name="Table Grid 7" w:semiHidden="1" w:unhideWhenUsed="1"/>
+    <w:lsdException w:name="Table Grid 8" w:semiHidden="1" w:unhideWhenUsed="1"/>
+    <w:lsdException w:name="Table List 1" w:semiHidden="1" w:unhideWhenUsed="1"/>
+    <w:lsdException w:name="Table List 2" w:semiHidden="1" w:unhideWhenUsed="1"/>
+    <w:lsdException w:name="Table List 3" w:semiHidden="1" w:unhideWhenUsed="1"/>
+    <w:lsdException w:name="Table List 4" w:semiHidden="1" w:unhideWhenUsed="1"/>
+    <w:lsdException w:name="Table List 5" w:semiHidden="1" w:unhideWhenUsed="1"/>
+    <w:lsdException w:name="Table List 6" w:semiHidden="1" w:unhideWhenUsed="1"/>
+    <w:lsdException w:name="Table List 7" w:semiHidden="1" w:unhideWhenUsed="1"/>
+    <w:lsdException w:name="Table List 8" w:semiHidden="1" w:unhideWhenUsed="1"/>
+    <w:lsdException w:name="Table 3D effects 1" w:semiHidden="1" w:unhideWhenUsed="1"/>
+    <w:lsdException w:name="Table 3D effects 2" w:semiHidden="1" w:unhideWhenUsed="1"/>
+    <w:lsdException w:name="Table 3D effects 3" w:semiHidden="1" w:unhideWhenUsed="1"/>
+    <w:lsdException w:name="Table Contemporary" w:semiHidden="1" w:unhideWhenUsed="1"/>
+    <w:lsdException w:name="Table Elegant" w:semiHidden="1" w:unhideWhenUsed="1"/>
+    <w:lsdException w:name="Table Professional" w:semiHidden="1" w:unhideWhenUsed="1"/>
+    <w:lsdException w:name="Table Subtle 1" w:semiHidden="1" w:unhideWhenUsed="1"/>
+    <w:lsdException w:name="Table Subtle 2" w:semiHidden="1" w:unhideWhenUsed="1"/>
+    <w:lsdException w:name="Table Web 1" w:semiHidden="1" w:unhideWhenUsed="1"/>
+    <w:lsdException w:name="Table Web 2" w:semiHidden="1" w:unhideWhenUsed="1"/>
+    <w:lsdException w:name="Table Web 3" w:semiHidden="1" w:unhideWhenUsed="1"/>
+    <w:lsdException w:name="Balloon Text" w:semiHidden="1" w:unhideWhenUsed="1"/>
+    <w:lsdException w:name="Table Grid" w:uiPriority="59"/>
+    <w:lsdException w:name="Table Theme" w:semiHidden="1" w:unhideWhenUsed="1"/>
+    <w:lsdException w:name="Placeholder Text" w:semiHidden="1"/>
+    <w:lsdException w:name="No Spacing" w:uiPriority="1" w:qFormat="1"/>
+    <w:lsdException w:name="Light Shading" w:uiPriority="60"/>
+    <w:lsdException w:name="Light List" w:uiPriority="61"/>
+    <w:lsdException w:name="Light Grid" w:uiPriority="62"/>
+    <w:lsdException w:name="Medium Shading 1" w:uiPriority="63"/>
+    <w:lsdException w:name="Medium Shading 2" w:uiPriority="64"/>
+    <w:lsdException w:name="Medium List 1" w:uiPriority="65"/>
+    <w:lsdException w:name="Medium List 2" w:uiPriority="66"/>
+    <w:lsdException w:name="Medium Grid 1" w:uiPriority="67"/>
+    <w:lsdException w:name="Medium Grid 2" w:uiPriority="68"/>
+    <w:lsdException w:name="Medium Grid 3" w:uiPriority="69"/>
+    <w:lsdException w:name="Dark List" w:uiPriority="70"/>
+    <w:lsdException w:name="Colorful Shading" w:uiPriority="71"/>
+    <w:lsdException w:name="Colorful List" w:uiPriority="72"/>
+    <w:lsdException w:name="Colorful Grid" w:uiPriority="73"/>
+    <w:lsdException w:name="Light Shading Accent 1" w:uiPriority="60"/>
+    <w:lsdException w:name="Light List Accent 1" w:uiPriority="61"/>
+    <w:lsdException w:name="Light Grid Accent 1" w:uiPriority="62"/>
+    <w:lsdException w:name="Medium Shading 1 Accent 1" w:uiPriority="63"/>
+    <w:lsdException w:name="Medium Shading 2 Accent 1" w:uiPriority="64"/>
+    <w:lsdException w:name="Medium List 1 Accent 1" w:uiPriority="65"/>
+    <w:lsdException w:name="Revision" w:semiHidden="1"/>
+    <w:lsdException w:name="List Paragraph" w:uiPriority="34" w:qFormat="1"/>
+    <w:lsdException w:name="Quote" w:uiPriority="29" w:qFormat="1"/>
+    <w:lsdException w:name="Intense Quote" w:uiPriority="30" w:qFormat="1"/>
+    <w:lsdException w:name="Medium List 2 Accent 1" w:uiPriority="66"/>
+    <w:lsdException w:name="Medium Grid 1 Accent 1" w:uiPriority="67"/>
+    <w:lsdException w:name="Medium Grid 2 Accent 1" w:uiPriority="68"/>
+    <w:lsdException w:name="Medium Grid 3 Accent 1" w:uiPriority="69"/>
+    <w:lsdException w:name="Dark List Accent 1" w:uiPriority="70"/>
+    <w:lsdException w:name="Colorful Shading Accent 1" w:uiPriority="71"/>
+    <w:lsdException w:name="Colorful List Accent 1" w:uiPriority="72"/>
+    <w:lsdException w:name="Colorful Grid Accent 1" w:uiPriority="73"/>
+    <w:lsdException w:name="Light Shading Accent 2" w:uiPriority="60"/>
+    <w:lsdException w:name="Light List Accent 2" w:uiPriority="61"/>
+    <w:lsdException w:name="Light Grid Accent 2" w:uiPriority="62"/>
+    <w:lsdException w:name="Medium Shading 1 Accent 2" w:uiPriority="63"/>
+    <w:lsdException w:name="Medium Shading 2 Accent 2" w:uiPriority="64"/>
+    <w:lsdException w:name="Medium List 1 Accent 2" w:uiPriority="65"/>
+    <w:lsdException w:name="Medium List 2 Accent 2" w:uiPriority="66"/>
+    <w:lsdException w:name="Medium Grid 1 Accent 2" w:uiPriority="67"/>
+    <w:lsdException w:name="Medium Grid 2 Accent 2" w:uiPriority="68"/>
+    <w:lsdException w:name="Medium Grid 3 Accent 2" w:uiPriority="69"/>
+    <w:lsdException w:name="Dark List Accent 2" w:uiPriority="70"/>
+    <w:lsdException w:name="Colorful Shading Accent 2" w:uiPriority="71"/>
+    <w:lsdException w:name="Colorful List Accent 2" w:uiPriority="72"/>
+    <w:lsdException w:name="Colorful Grid Accent 2" w:uiPriority="73"/>
+    <w:lsdException w:name="Light Shading Accent 3" w:uiPriority="60"/>
+    <w:lsdException w:name="Light List Accent 3" w:uiPriority="61"/>
+    <w:lsdException w:name="Light Grid Accent 3" w:uiPriority="62"/>
+    <w:lsdException w:name="Medium Shading 1 Accent 3" w:uiPriority="63"/>
+    <w:lsdException w:name="Medium Shading 2 Accent 3" w:uiPriority="64"/>
+    <w:lsdException w:name="Medium List 1 Accent 3" w:uiPriority="65"/>
+    <w:lsdException w:name="Medium List 2 Accent 3" w:uiPriority="66"/>
+    <w:lsdException w:name="Medium Grid 1 Accent 3" w:uiPriority="67"/>
+    <w:lsdException w:name="Medium Grid 2 Accent 3" w:uiPriority="68"/>
+    <w:lsdException w:name="Medium Grid 3 Accent 3" w:uiPriority="69"/>
+    <w:lsdException w:name="Dark List Accent 3" w:uiPriority="70"/>
+    <w:lsdException w:name="Colorful Shading Accent 3" w:uiPriority="71"/>
+    <w:lsdException w:name="Colorful List Accent 3" w:uiPriority="72"/>
+    <w:lsdException w:name="Colorful Grid Accent 3" w:uiPriority="73"/>
+    <w:lsdException w:name="Light Shading Accent 4" w:uiPriority="60"/>
+    <w:lsdException w:name="Light List Accent 4" w:uiPriority="61"/>
+    <w:lsdException w:name="Light Grid Accent 4" w:uiPriority="62"/>
+    <w:lsdException w:name="Medium Shading 1 Accent 4" w:uiPriority="63"/>
+    <w:lsdException w:name="Medium Shading 2 Accent 4" w:uiPriority="64"/>
+    <w:lsdException w:name="Medium List 1 Accent 4" w:uiPriority="65"/>
+    <w:lsdException w:name="Medium List 2 Accent 4" w:uiPriority="66"/>
+    <w:lsdException w:name="Medium Grid 1 Accent 4" w:uiPriority="67"/>
+    <w:lsdException w:name="Medium Grid 2 Accent 4" w:uiPriority="68"/>
+    <w:lsdException w:name="Medium Grid 3 Accent 4" w:uiPriority="69"/>
+    <w:lsdException w:name="Dark List Accent 4" w:uiPriority="70"/>
+    <w:lsdException w:name="Colorful Shading Accent 4" w:uiPriority="71"/>
+    <w:lsdException w:name="Colorful List Accent 4" w:uiPriority="72"/>
+    <w:lsdException w:name="Colorful Grid Accent 4" w:uiPriority="73"/>
+    <w:lsdException w:name="Light Shading Accent 5" w:uiPriority="60"/>
+    <w:lsdException w:name="Light List Accent 5" w:uiPriority="61"/>
+    <w:lsdException w:name="Light Grid Accent 5" w:uiPriority="62"/>
+    <w:lsdException w:name="Medium Shading 1 Accent 5" w:uiPriority="63"/>
+    <w:lsdException w:name="Medium Shading 2 Accent 5" w:uiPriority="64"/>
+    <w:lsdException w:name="Medium List 1 Accent 5" w:uiPriority="65"/>
+    <w:lsdException w:name="Medium List 2 Accent 5" w:uiPriority="66"/>
+    <w:lsdException w:name="Medium Grid 1 Accent 5" w:uiPriority="67"/>
+    <w:lsdException w:name="Medium Grid 2 Accent 5" w:uiPriority="68"/>
+    <w:lsdException w:name="Medium Grid 3 Accent 5" w:uiPriority="69"/>
+    <w:lsdException w:name="Dark List Accent 5" w:uiPriority="70"/>
+    <w:lsdException w:name="Colorful Shading Accent 5" w:uiPriority="71"/>
+    <w:lsdException w:name="Colorful List Accent 5" w:uiPriority="72"/>
+    <w:lsdException w:name="Colorful Grid Accent 5" w:uiPriority="73"/>
+    <w:lsdException w:name="Light Shading Accent 6" w:uiPriority="60"/>
+    <w:lsdException w:name="Light List Accent 6" w:uiPriority="61"/>
+    <w:lsdException w:name="Light Grid Accent 6" w:uiPriority="62"/>
+    <w:lsdException w:name="Medium Shading 1 Accent 6" w:uiPriority="63"/>
+    <w:lsdException w:name="Medium Shading 2 Accent 6" w:uiPriority="64"/>
+    <w:lsdException w:name="Medium List 1 Accent 6" w:uiPriority="65"/>
+    <w:lsdException w:name="Medium List 2 Accent 6" w:uiPriority="66"/>
+    <w:lsdException w:name="Medium Grid 1 Accent 6" w:uiPriority="67"/>
+    <w:lsdException w:name="Medium Grid 2 Accent 6" w:uiPriority="68"/>
+    <w:lsdException w:name="Medium Grid 3 Accent 6" w:uiPriority="69"/>
+    <w:lsdException w:name="Dark List Accent 6" w:uiPriority="70"/>
+    <w:lsdException w:name="Colorful Shading Accent 6" w:uiPriority="71"/>
+    <w:lsdException w:name="Colorful List Accent 6" w:uiPriority="72"/>
+    <w:lsdException w:name="Colorful Grid Accent 6" w:uiPriority="73"/>
+    <w:lsdException w:name="Subtle Emphasis" w:uiPriority="19" w:qFormat="1"/>
+    <w:lsdException w:name="Intense Emphasis" w:uiPriority="21" w:qFormat="1"/>
+    <w:lsdException w:name="Subtle Reference" w:uiPriority="31" w:qFormat="1"/>
+    <w:lsdException w:name="Intense Reference" w:uiPriority="32" w:qFormat="1"/>
+    <w:lsdException w:name="Book Title" w:uiPriority="33" w:qFormat="1"/>
+    <w:lsdException w:name="Bibliography" w:semiHidden="1" w:uiPriority="37" w:unhideWhenUsed="1"/>
+    <w:lsdException w:name="TOC Heading" w:semiHidden="1" w:uiPriority="39" w:unhideWhenUsed="1" w:qFormat="1"/>
+    <w:lsdException w:name="Plain Table 1" w:uiPriority="41"/>
+    <w:lsdException w:name="Plain Table 2" w:uiPriority="42"/>
+    <w:lsdException w:name="Plain Table 3" w:uiPriority="43"/>
+    <w:lsdException w:name="Plain Table 4" w:uiPriority="44"/>
+    <w:lsdException w:name="Plain Table 5" w:uiPriority="45"/>
+    <w:lsdException w:name="Grid Table Light" w:uiPriority="40"/>
+    <w:lsdException w:name="Grid Table 1 Light" w:uiPriority="46"/>
+    <w:lsdException w:name="Grid Table 2" w:uiPriority="47"/>
+    <w:lsdException w:name="Grid Table 3" w:uiPriority="48"/>
+    <w:lsdException w:name="Grid Table 4" w:uiPriority="49"/>
+    <w:lsdException w:name="Grid Table 5 Dark" w:uiPriority="50"/>
+    <w:lsdException w:name="Grid Table 6 Colorful" w:uiPriority="51"/>
+    <w:lsdException w:name="Grid Table 7 Colorful" w:uiPriority="52"/>
+    <w:lsdException w:name="Grid Table 1 Light Accent 1" w:uiPriority="46"/>
+    <w:lsdException w:name="Grid Table 2 Accent 1" w:uiPriority="47"/>
+    <w:lsdException w:name="Grid Table 3 Accent 1" w:uiPriority="48"/>
+    <w:lsdException w:name="Grid Table 4 Accent 1" w:uiPriority="49"/>
+    <w:lsdException w:name="Grid Table 5 Dark Accent 1" w:uiPriority="50"/>
+    <w:lsdException w:name="Grid Table 6 Colorful Accent 1" w:uiPriority="51"/>
+    <w:lsdException w:name="Grid Table 7 Colorful Accent 1" w:uiPriority="52"/>
+    <w:lsdException w:name="Grid Table 1 Light Accent 2" w:uiPriority="46"/>
+    <w:lsdException w:name="Grid Table 2 Accent 2" w:uiPriority="47"/>
+    <w:lsdException w:name="Grid Table 3 Accent 2" w:uiPriority="48"/>
+    <w:lsdException w:name="Grid Table 4 Accent 2" w:uiPriority="49"/>
+    <w:lsdException w:name="Grid Table 5 Dark Accent 2" w:uiPriority="50"/>
+    <w:lsdException w:name="Grid Table 6 Colorful Accent 2" w:uiPriority="51"/>
+    <w:lsdException w:name="Grid Table 7 Colorful Accent 2" w:uiPriority="52"/>
+    <w:lsdException w:name="Grid Table 1 Light Accent 3" w:uiPriority="46"/>
+    <w:lsdException w:name="Grid Table 2 Accent 3" w:uiPriority="47"/>
+    <w:lsdException w:name="Grid Table 3 Accent 3" w:uiPriority="48"/>
+    <w:lsdException w:name="Grid Table 4 Accent 3" w:uiPriority="49"/>
+    <w:lsdException w:name="Grid Table 5 Dark Accent 3" w:uiPriority="50"/>
+    <w:lsdException w:name="Grid Table 6 Colorful Accent 3" w:uiPriority="51"/>
+    <w:lsdException w:name="Grid Table 7 Colorful Accent 3" w:uiPriority="52"/>
+    <w:lsdException w:name="Grid Table 1 Light Accent 4" w:uiPriority="46"/>
+    <w:lsdException w:name="Grid Table 2 Accent 4" w:uiPriority="47"/>
+    <w:lsdException w:name="Grid Table 3 Accent 4" w:uiPriority="48"/>
+    <w:lsdException w:name="Grid Table 4 Accent 4" w:uiPriority="49"/>
+    <w:lsdException w:name="Grid Table 5 Dark Accent 4" w:uiPriority="50"/>
+    <w:lsdException w:name="Grid Table 6 Colorful Accent 4" w:uiPriority="51"/>
+    <w:lsdException w:name="Grid Table 7 Colorful Accent 4" w:uiPriority="52"/>
+    <w:lsdException w:name="Grid Table 1 Light Accent 5" w:uiPriority="46"/>
+    <w:lsdException w:name="Grid Table 2 Accent 5" w:uiPriority="47"/>
+    <w:lsdException w:name="Grid Table 3 Accent 5" w:uiPriority="48"/>
+    <w:lsdException w:name="Grid Table 4 Accent 5" w:uiPriority="49"/>
+    <w:lsdException w:name="Grid Table 5 Dark Accent 5" w:uiPriority="50"/>
+    <w:lsdException w:name="Grid Table 6 Colorful Accent 5" w:uiPriority="51"/>
+    <w:lsdException w:name="Grid Table 7 Colorful Accent 5" w:uiPriority="52"/>
+    <w:lsdException w:name="Grid Table 1 Light Accent 6" w:uiPriority="46"/>
+    <w:lsdException w:name="Grid Table 2 Accent 6" w:uiPriority="47"/>
+    <w:lsdException w:name="Grid Table 3 Accent 6" w:uiPriority="48"/>
+    <w:lsdException w:name="Grid Table 4 Accent 6" w:uiPriority="49"/>
+    <w:lsdException w:name="Grid Table 5 Dark Accent 6" w:uiPriority="50"/>
+    <w:lsdException w:name="Grid Table 6 Colorful Accent 6" w:uiPriority="51"/>
+    <w:lsdException w:name="Grid Table 7 Colorful Accent 6" w:uiPriority="52"/>
+    <w:lsdException w:name="List Table 1 Light" w:uiPriority="46"/>
+    <w:lsdException w:name="List Table 2" w:uiPriority="47"/>
+    <w:lsdException w:name="List Table 3" w:uiPriority="48"/>
+    <w:lsdException w:name="List Table 4" w:uiPriority="49"/>
+    <w:lsdException w:name="List Table 5 Dark" w:uiPriority="50"/>
+    <w:lsdException w:name="List Table 6 Colorful" w:uiPriority="51"/>
+    <w:lsdException w:name="List Table 7 Colorful" w:uiPriority="52"/>
+    <w:lsdException w:name="List Table 1 Light Accent 1" w:uiPriority="46"/>
+    <w:lsdException w:name="List Table 2 Accent 1" w:uiPriority="47"/>
+    <w:lsdException w:name="List Table 3 Accent 1" w:uiPriority="48"/>
+    <w:lsdException w:name="List Table 4 Accent 1" w:uiPriority="49"/>
+    <w:lsdException w:name="List Table 5 Dark Accent 1" w:uiPriority="50"/>
+    <w:lsdException w:name="List Table 6 Colorful Accent 1" w:uiPriority="51"/>
+    <w:lsdException w:name="List Table 7 Colorful Accent 1" w:uiPriority="52"/>
+    <w:lsdException w:name="List Table 1 Light Accent 2" w:uiPriority="46"/>
+    <w:lsdException w:name="List Table 2 Accent 2" w:uiPriority="47"/>
+    <w:lsdException w:name="List Table 3 Accent 2" w:uiPriority="48"/>
+    <w:lsdException w:name="List Table 4 Accent 2" w:uiPriority="49"/>
+    <w:lsdException w:name="List Table 5 Dark Accent 2" w:uiPriority="50"/>
+    <w:lsdException w:name="List Table 6 Colorful Accent 2" w:uiPriority="51"/>
+    <w:lsdException w:name="List Table 7 Colorful Accent 2" w:uiPriority="52"/>
+    <w:lsdException w:name="List Table 1 Light Accent 3" w:uiPriority="46"/>
+    <w:lsdException w:name="List Table 2 Accent 3" w:uiPriority="47"/>
+    <w:lsdException w:name="List Table 3 Accent 3" w:uiPriority="48"/>
+    <w:lsdException w:name="List Table 4 Accent 3" w:uiPriority="49"/>
+    <w:lsdException w:name="List Table 5 Dark Accent 3" w:uiPriority="50"/>
+    <w:lsdException w:name="List Table 6 Colorful Accent 3" w:uiPriority="51"/>
+    <w:lsdException w:name="List Table 7 Colorful Accent 3" w:uiPriority="52"/>
+    <w:lsdException w:name="List Table 1 Light Accent 4" w:uiPriority="46"/>
+    <w:lsdException w:name="List Table 2 Accent 4" w:uiPriority="47"/>
+    <w:lsdException w:name="List Table 3 Accent 4" w:uiPriority="48"/>
+    <w:lsdException w:name="List Table 4 Accent 4" w:uiPriority="49"/>
+    <w:lsdException w:name="List Table 5 Dark Accent 4" w:uiPriority="50"/>
+    <w:lsdException w:name="List Table 6 Colorful Accent 4" w:uiPriority="51"/>
+    <w:lsdException w:name="List Table 7 Colorful Accent 4" w:uiPriority="52"/>
+    <w:lsdException w:name="List Table 1 Light Accent 5" w:uiPriority="46"/>
+    <w:lsdException w:name="List Table 2 Accent 5" w:uiPriority="47"/>
+    <w:lsdException w:name="List Table 3 Accent 5" w:uiPriority="48"/>
+    <w:lsdException w:name="List Table 4 Accent 5" w:uiPriority="49"/>
+    <w:lsdException w:name="List Table 5 Dark Accent 5" w:uiPriority="50"/>
+    <w:lsdException w:name="List Table 6 Colorful Accent 5" w:uiPriority="51"/>
+    <w:lsdException w:name="List Table 7 Colorful Accent 5" w:uiPriority="52"/>
+    <w:lsdException w:name="List Table 1 Light Accent 6" w:uiPriority="46"/>
+    <w:lsdException w:name="List Table 2 Accent 6" w:uiPriority="47"/>
+    <w:lsdException w:name="List Table 3 Accent 6" w:uiPriority="48"/>
+    <w:lsdException w:name="List Table 4 Accent 6" w:uiPriority="49"/>
+    <w:lsdException w:name="List Table 5 Dark Accent 6" w:uiPriority="50"/>
+    <w:lsdException w:name="List Table 6 Colorful Accent 6" w:uiPriority="51"/>
+    <w:lsdException w:name="List Table 7 Colorful Accent 6" w:uiPriority="52"/>
   </w:latentStyles>
   <w:style w:type="paragraph" w:default="1" w:styleId="Normal">
     <w:name w:val="Normal"/>
@@ -944,7 +1275,6 @@
     <w:uiPriority w:val="99"/>
     <w:semiHidden/>
     <w:unhideWhenUsed/>
-    <w:qFormat/>
     <w:tblPr>
       <w:tblInd w:w="0" w:type="dxa"/>
       <w:tblCellMar>
